--- a/samples/06 ContosoPower_Brand_Comms_Guidelines.docx
+++ b/samples/06 ContosoPower_Brand_Comms_Guidelines.docx
@@ -7,7 +7,7 @@
         <w:pStyle w:val="Title"/>
       </w:pPr>
       <w:r>
-        <w:t>Contoso Power — Brand &amp; Communications Guidelines</w:t>
+        <w:t>Contoso Power - Brand &amp; Communications Guidelines</w:t>
       </w:r>
     </w:p>
     <w:p>
@@ -40,7 +40,7 @@
       <w:r>
         <w:t>- "Powering the nation. Building what's next."</w:t>
         <w:br/>
-        <w:t>- "From baseload to balanced — responsibly transitioning Malaysia's energy mix."</w:t>
+        <w:t>- "From baseload to balanced - responsibly transitioning Malaysia's energy mix."</w:t>
         <w:br/>
         <w:t>- "Reliable today. Renewable tomorrow."</w:t>
       </w:r>
@@ -72,13 +72,13 @@
     </w:p>
     <w:p>
       <w:r>
-        <w:t>1. Headline — factual, no superlatives.</w:t>
+        <w:t>1. Headline - factual, no superlatives.</w:t>
         <w:br/>
-        <w:t>2. Subhead — one sentence, the so-what.</w:t>
+        <w:t>2. Subhead - one sentence, the so-what.</w:t>
         <w:br/>
-        <w:t>3. Dateline + lede — who, what, where, when, why in 40 words.</w:t>
+        <w:t>3. Dateline + lede - who, what, where, when, why in 40 words.</w:t>
         <w:br/>
-        <w:t>4. Body — quantified facts; one approved quote from CEO or relevant senior leader.</w:t>
+        <w:t>4. Body - quantified facts; one approved quote from CEO or relevant senior leader.</w:t>
         <w:br/>
         <w:t>5. About Contoso Power boilerplate (do not edit).</w:t>
         <w:br/>
